--- a/Cours/4eme/Base/Chapitre_10/Documents/Chapitre 10 - Coordonnées sphériques (A trou).docx
+++ b/Cours/4eme/Base/Chapitre_10/Documents/Chapitre 10 - Coordonnées sphériques (A trou).docx
@@ -7,6 +7,9 @@
         <w:pStyle w:val="Sous-titre"/>
       </w:pPr>
       <w:r>
+        <w:rPr>
+          <w:noProof/>
+        </w:rPr>
         <w:drawing>
           <wp:anchor distT="0" distB="0" distL="114300" distR="114300" simplePos="0" relativeHeight="251659264" behindDoc="0" locked="0" layoutInCell="1" allowOverlap="1" wp14:anchorId="10DB393E" wp14:editId="452FA8E2">
             <wp:simplePos x="0" y="0"/>
@@ -223,13 +226,7 @@
         <w:rPr>
           <w:noProof/>
         </w:rPr>
-        <w:t>Kerguelen</w:t>
-      </w:r>
-      <w:r>
-        <w:rPr>
-          <w:noProof/>
-        </w:rPr>
-        <w:t xml:space="preserve"> : </w:t>
+        <w:t xml:space="preserve">Kerguelen : </w:t>
       </w:r>
       <w:r>
         <w:rPr>
@@ -282,13 +279,7 @@
         <w:rPr>
           <w:noProof/>
         </w:rPr>
-        <w:t>Galapagos</w:t>
-      </w:r>
-      <w:r>
-        <w:rPr>
-          <w:noProof/>
-        </w:rPr>
-        <w:t xml:space="preserve"> : </w:t>
+        <w:t xml:space="preserve">Galapagos : </w:t>
       </w:r>
       <w:r>
         <w:rPr>
@@ -753,7 +744,31 @@
         <w:rPr>
           <w:lang w:eastAsia="fr-FR"/>
         </w:rPr>
-        <w:t>Sur ce planisphère sont placés quatre points correspondant à Las Vegas, Paris, Tokyo et au centre de Madagascar.</w:t>
+        <w:t>Sur ce planisphère sont placés quatre points correspondant à L</w:t>
+      </w:r>
+      <w:r>
+        <w:rPr>
+          <w:lang w:eastAsia="fr-FR"/>
+        </w:rPr>
+        <w:t>o</w:t>
+      </w:r>
+      <w:r>
+        <w:rPr>
+          <w:lang w:eastAsia="fr-FR"/>
+        </w:rPr>
+        <w:t xml:space="preserve">s </w:t>
+      </w:r>
+      <w:r>
+        <w:rPr>
+          <w:lang w:eastAsia="fr-FR"/>
+        </w:rPr>
+        <w:t>Angeles</w:t>
+      </w:r>
+      <w:r>
+        <w:rPr>
+          <w:lang w:eastAsia="fr-FR"/>
+        </w:rPr>
+        <w:t>, Paris, Tokyo et au centre de Madagascar.</w:t>
       </w:r>
       <w:r>
         <w:rPr>
@@ -785,14 +800,50 @@
           <w:bCs/>
           <w:lang w:eastAsia="fr-FR"/>
         </w:rPr>
-        <w:t>Las Vegas</w:t>
+        <w:t>L</w:t>
+      </w:r>
+      <w:r>
+        <w:rPr>
+          <w:rFonts w:eastAsia="Times New Roman" w:cs="Times New Roman"/>
+          <w:b/>
+          <w:bCs/>
+          <w:lang w:eastAsia="fr-FR"/>
+        </w:rPr>
+        <w:t>o</w:t>
+      </w:r>
+      <w:r>
+        <w:rPr>
+          <w:rFonts w:eastAsia="Times New Roman" w:cs="Times New Roman"/>
+          <w:b/>
+          <w:bCs/>
+          <w:lang w:eastAsia="fr-FR"/>
+        </w:rPr>
+        <w:t xml:space="preserve">s </w:t>
+      </w:r>
+      <w:r>
+        <w:rPr>
+          <w:rFonts w:eastAsia="Times New Roman" w:cs="Times New Roman"/>
+          <w:b/>
+          <w:bCs/>
+          <w:lang w:eastAsia="fr-FR"/>
+        </w:rPr>
+        <w:t>Angeles</w:t>
+      </w:r>
+      <w:r>
+        <w:rPr>
+          <w:rFonts w:eastAsia="Times New Roman" w:cs="Times New Roman"/>
+          <w:b/>
+          <w:bCs/>
+          <w:lang w:eastAsia="fr-FR"/>
+        </w:rPr>
+        <w:t xml:space="preserve"> </w:t>
       </w:r>
       <w:r>
         <w:rPr>
           <w:rFonts w:eastAsia="Times New Roman" w:cs="Times New Roman"/>
           <w:lang w:eastAsia="fr-FR"/>
         </w:rPr>
-        <w:t xml:space="preserve"> : </w:t>
+        <w:t xml:space="preserve">: </w:t>
       </w:r>
       <w:r>
         <w:rPr>

--- a/Cours/4eme/Base/Chapitre_10/Documents/Chapitre 10 - Coordonnées sphériques (A trou).docx
+++ b/Cours/4eme/Base/Chapitre_10/Documents/Chapitre 10 - Coordonnées sphériques (A trou).docx
@@ -991,7 +991,31 @@
           <w:lang w:eastAsia="fr-FR"/>
         </w:rPr>
         <w:br/>
-        <w:t>Par exemple, pour Las Vegas, le point diamétralement opposé a pour coordonnées :</w:t>
+        <w:t>Par exemple, pour L</w:t>
+      </w:r>
+      <w:r>
+        <w:rPr>
+          <w:lang w:eastAsia="fr-FR"/>
+        </w:rPr>
+        <w:t>o</w:t>
+      </w:r>
+      <w:r>
+        <w:rPr>
+          <w:lang w:eastAsia="fr-FR"/>
+        </w:rPr>
+        <w:t xml:space="preserve">s </w:t>
+      </w:r>
+      <w:r>
+        <w:rPr>
+          <w:lang w:eastAsia="fr-FR"/>
+        </w:rPr>
+        <w:t>Angeles</w:t>
+      </w:r>
+      <w:r>
+        <w:rPr>
+          <w:lang w:eastAsia="fr-FR"/>
+        </w:rPr>
+        <w:t>, le point diamétralement opposé a pour coordonnées :</w:t>
       </w:r>
       <w:r>
         <w:rPr>
